--- a/reports/Freight_Rate_Report.docx
+++ b/reports/Freight_Rate_Report.docx
@@ -4198,7 +4198,7 @@
           <w:rFonts w:ascii="Consolas" w:hAnsi="Consolas"/>
           <w:sz w:val="17"/>
         </w:rPr>
-        <w:t>python -m src.run_all          # full pipeline, about 10 minutes on 16 cores</w:t>
+        <w:t>python -m src.run_all          # full pipeline, about 6 minutes on 16 cores</w:t>
       </w:r>
     </w:p>
     <w:p>
